--- a/data/revised_2026-10_full/tracked/v2/Maths/SS2.3_Area_of_Part_of_a_Circle/Mathematics_Area_of_Part_of_a_Circle_FinalExplanation_TeacherKey_TRACKED.docx
+++ b/data/revised_2026-10_full/tracked/v2/Maths/SS2.3_Area_of_Part_of_a_Circle/Mathematics_Area_of_Part_of_a_Circle_FinalExplanation_TeacherKey_TRACKED.docx
@@ -752,7 +752,7 @@
               </w:rPr>
               <w:t xml:space="preserve">(a) Triangle area = ½r² sin θ = ½ × 21² × sin 80° = 220.5 × 0.9848 = 217.15 m². (b) Minor segment = sector area − triangle area = 307.88 − 217.15 = 90.73 m². (c) Major segment = area of whole circle − minor segment = 1385.44 − 90.73 = 1294.71 m²</w:t>
             </w:r>
-            <w:ins w:id="9001" w:author="Claude (AI) - proposed" w:date="2026-10-15T12:58:01Z">
+            <w:ins w:id="9001" w:author="Claude (AI) - proposed" w:date="2026-10-18T00:31:11Z">
               <w:r>
                 <w:rPr>
                   <w:rFonts w:ascii="Arial" w:cs="Arial" w:eastAsia="Arial" w:hAnsi="Arial"/>
@@ -1163,7 +1163,7 @@
               <w:spacing w:after="40" w:before="0"/>
               <w:jc w:val="left"/>
             </w:pPr>
-            <w:ins w:id="9002" w:author="Claude (AI) - proposed" w:date="2026-10-15T12:58:01Z">
+            <w:ins w:id="9002" w:author="Claude (AI) - proposed" w:date="2026-10-18T00:31:11Z">
               <w:r>
                 <w:rPr>
                   <w:rFonts w:ascii="Arial" w:cs="Arial" w:eastAsia="Arial" w:hAnsi="Arial"/>
@@ -1211,7 +1211,7 @@
               <w:spacing w:after="40" w:before="0"/>
               <w:jc w:val="left"/>
             </w:pPr>
-            <w:ins w:id="9003" w:author="Claude (AI) - proposed" w:date="2026-10-15T12:58:01Z">
+            <w:ins w:id="9003" w:author="Claude (AI) - proposed" w:date="2026-10-18T00:31:11Z">
               <w:r>
                 <w:rPr>
                   <w:rFonts w:ascii="Arial" w:cs="Arial" w:eastAsia="Arial" w:hAnsi="Arial"/>
@@ -1259,7 +1259,7 @@
               <w:spacing w:after="40" w:before="0"/>
               <w:jc w:val="left"/>
             </w:pPr>
-            <w:ins w:id="9004" w:author="Claude (AI) - proposed" w:date="2026-10-15T12:58:01Z">
+            <w:ins w:id="9004" w:author="Claude (AI) - proposed" w:date="2026-10-18T00:31:11Z">
               <w:r>
                 <w:rPr>
                   <w:rFonts w:ascii="Arial" w:cs="Arial" w:eastAsia="Arial" w:hAnsi="Arial"/>
@@ -1342,7 +1342,7 @@
               <w:spacing w:after="40" w:before="0"/>
               <w:jc w:val="left"/>
             </w:pPr>
-            <w:ins w:id="9005" w:author="Claude (AI) - proposed" w:date="2026-10-15T12:58:01Z">
+            <w:ins w:id="9005" w:author="Claude (AI) - proposed" w:date="2026-10-18T00:31:11Z">
               <w:r>
                 <w:rPr>
                   <w:rFonts w:ascii="Arial" w:cs="Arial" w:eastAsia="Arial" w:hAnsi="Arial"/>
@@ -1390,7 +1390,7 @@
               <w:spacing w:after="40" w:before="0"/>
               <w:jc w:val="left"/>
             </w:pPr>
-            <w:ins w:id="9006" w:author="Claude (AI) - proposed" w:date="2026-10-15T12:58:01Z">
+            <w:ins w:id="9006" w:author="Claude (AI) - proposed" w:date="2026-10-18T00:31:11Z">
               <w:r>
                 <w:rPr>
                   <w:rFonts w:ascii="Arial" w:cs="Arial" w:eastAsia="Arial" w:hAnsi="Arial"/>
@@ -1438,7 +1438,7 @@
               <w:spacing w:after="40" w:before="0"/>
               <w:jc w:val="left"/>
             </w:pPr>
-            <w:ins w:id="9007" w:author="Claude (AI) - proposed" w:date="2026-10-15T12:58:01Z">
+            <w:ins w:id="9007" w:author="Claude (AI) - proposed" w:date="2026-10-18T00:31:11Z">
               <w:r>
                 <w:rPr>
                   <w:rFonts w:ascii="Arial" w:cs="Arial" w:eastAsia="Arial" w:hAnsi="Arial"/>
@@ -1521,7 +1521,7 @@
               <w:spacing w:after="40" w:before="0"/>
               <w:jc w:val="left"/>
             </w:pPr>
-            <w:ins w:id="9008" w:author="Claude (AI) - proposed" w:date="2026-10-15T12:58:01Z">
+            <w:ins w:id="9008" w:author="Claude (AI) - proposed" w:date="2026-10-18T00:31:11Z">
               <w:r>
                 <w:rPr>
                   <w:rFonts w:ascii="Arial" w:cs="Arial" w:eastAsia="Arial" w:hAnsi="Arial"/>
@@ -1569,7 +1569,7 @@
               <w:spacing w:after="40" w:before="0"/>
               <w:jc w:val="left"/>
             </w:pPr>
-            <w:ins w:id="9009" w:author="Claude (AI) - proposed" w:date="2026-10-15T12:58:01Z">
+            <w:ins w:id="9009" w:author="Claude (AI) - proposed" w:date="2026-10-18T00:31:11Z">
               <w:r>
                 <w:rPr>
                   <w:rFonts w:ascii="Arial" w:cs="Arial" w:eastAsia="Arial" w:hAnsi="Arial"/>
@@ -1617,7 +1617,7 @@
               <w:spacing w:after="40" w:before="0"/>
               <w:jc w:val="left"/>
             </w:pPr>
-            <w:ins w:id="9010" w:author="Claude (AI) - proposed" w:date="2026-10-15T12:58:01Z">
+            <w:ins w:id="9010" w:author="Claude (AI) - proposed" w:date="2026-10-18T00:31:11Z">
               <w:r>
                 <w:rPr>
                   <w:rFonts w:ascii="Arial" w:cs="Arial" w:eastAsia="Arial" w:hAnsi="Arial"/>
@@ -1700,7 +1700,7 @@
               <w:spacing w:after="40" w:before="0"/>
               <w:jc w:val="left"/>
             </w:pPr>
-            <w:ins w:id="9011" w:author="Claude (AI) - proposed" w:date="2026-10-15T12:58:01Z">
+            <w:ins w:id="9011" w:author="Claude (AI) - proposed" w:date="2026-10-18T00:31:11Z">
               <w:r>
                 <w:rPr>
                   <w:rFonts w:ascii="Arial" w:cs="Arial" w:eastAsia="Arial" w:hAnsi="Arial"/>
@@ -1748,7 +1748,7 @@
               <w:spacing w:after="40" w:before="0"/>
               <w:jc w:val="left"/>
             </w:pPr>
-            <w:ins w:id="9012" w:author="Claude (AI) - proposed" w:date="2026-10-15T12:58:01Z">
+            <w:ins w:id="9012" w:author="Claude (AI) - proposed" w:date="2026-10-18T00:31:11Z">
               <w:r>
                 <w:rPr>
                   <w:rFonts w:ascii="Arial" w:cs="Arial" w:eastAsia="Arial" w:hAnsi="Arial"/>
@@ -1796,7 +1796,7 @@
               <w:spacing w:after="40" w:before="0"/>
               <w:jc w:val="left"/>
             </w:pPr>
-            <w:ins w:id="9013" w:author="Claude (AI) - proposed" w:date="2026-10-15T12:58:01Z">
+            <w:ins w:id="9013" w:author="Claude (AI) - proposed" w:date="2026-10-18T00:31:11Z">
               <w:r>
                 <w:rPr>
                   <w:rFonts w:ascii="Arial" w:cs="Arial" w:eastAsia="Arial" w:hAnsi="Arial"/>
@@ -1946,7 +1946,7 @@
         </w:rPr>
         <w:t xml:space="preserve">© 2026 SeaVuria and ARES. This work is licensed under a </w:t>
       </w:r>
-      <w:hyperlink w:history="1" r:id="rId_kdboaupxicaepwyapzbp">
+      <w:hyperlink w:history="1" r:id="rId4hmgphhatbzpqpd3bilgv">
         <w:r>
           <w:rPr>
             <w:rFonts w:ascii="Arial" w:cs="Arial" w:eastAsia="Arial" w:hAnsi="Arial"/>
@@ -1966,7 +1966,7 @@
         </w:rPr>
         <w:t xml:space="preserve"> (</w:t>
       </w:r>
-      <w:hyperlink w:history="1" r:id="rIdxyfeepwgsk-4ts7h0froz">
+      <w:hyperlink w:history="1" r:id="rIdnybznnrosbjns7bz0x4bq">
         <w:r>
           <w:rPr>
             <w:rFonts w:ascii="Arial" w:cs="Arial" w:eastAsia="Arial" w:hAnsi="Arial"/>
@@ -1986,7 +1986,7 @@
         </w:rPr>
         <w:t xml:space="preserve">). To view a copy of this license, visit </w:t>
       </w:r>
-      <w:hyperlink w:history="1" r:id="rIdpti_xxxmbqqc2tawkujh8">
+      <w:hyperlink w:history="1" r:id="rIdbkllulp3n5buvlnpu3gte">
         <w:r>
           <w:rPr>
             <w:rFonts w:ascii="Arial" w:cs="Arial" w:eastAsia="Arial" w:hAnsi="Arial"/>
